--- a/examples/autoencoder/doc/16_autoenc_variational_ed.docx
+++ b/examples/autoencoder/doc/16_autoenc_variational_ed.docx
@@ -53,6 +53,45 @@
       </w:pPr>
       <w:r>
         <w:rPr>
+          <w:rStyle w:val="FunctionTok"/>
+        </w:rPr>
+        <w:t xml:space="preserve">source</w:t>
+      </w:r>
+      <w:r>
+        <w:rPr>
+          <w:rStyle w:val="NormalTok"/>
+        </w:rPr>
+        <w:t xml:space="preserve">(</w:t>
+      </w:r>
+      <w:r>
+        <w:rPr>
+          <w:rStyle w:val="FunctionTok"/>
+        </w:rPr>
+        <w:t xml:space="preserve">url</w:t>
+      </w:r>
+      <w:r>
+        <w:rPr>
+          <w:rStyle w:val="NormalTok"/>
+        </w:rPr>
+        <w:t xml:space="preserve">(</w:t>
+      </w:r>
+      <w:r>
+        <w:rPr>
+          <w:rStyle w:val="StringTok"/>
+        </w:rPr>
+        <w:t xml:space="preserve">"https://raw.githubusercontent.com/cefet-rj-dal/daltoolboxdp/main/examples/seed.R"</w:t>
+      </w:r>
+      <w:r>
+        <w:rPr>
+          <w:rStyle w:val="NormalTok"/>
+        </w:rPr>
+        <w:t xml:space="preserve">))</w:t>
+      </w:r>
+      <w:r>
+        <w:br/>
+      </w:r>
+      <w:r>
+        <w:rPr>
           <w:rStyle w:val="CommentTok"/>
         </w:rPr>
         <w:t xml:space="preserve"># Installing example dependencies (if needed)</w:t>
@@ -397,6 +436,21 @@
       </w:r>
       <w:r>
         <w:rPr>
+          <w:rStyle w:val="FunctionTok"/>
+        </w:rPr>
+        <w:t xml:space="preserve">set_example_seed</w:t>
+      </w:r>
+      <w:r>
+        <w:rPr>
+          <w:rStyle w:val="NormalTok"/>
+        </w:rPr>
+        <w:t xml:space="preserve">()</w:t>
+      </w:r>
+      <w:r>
+        <w:br/>
+      </w:r>
+      <w:r>
+        <w:rPr>
           <w:rStyle w:val="NormalTok"/>
         </w:rPr>
         <w:t xml:space="preserve">preproc </w:t>
@@ -778,6 +832,21 @@
           <w:rStyle w:val="CommentTok"/>
         </w:rPr>
         <w:t xml:space="preserve"># Training the model</w:t>
+      </w:r>
+      <w:r>
+        <w:br/>
+      </w:r>
+      <w:r>
+        <w:rPr>
+          <w:rStyle w:val="FunctionTok"/>
+        </w:rPr>
+        <w:t xml:space="preserve">set_example_seed</w:t>
+      </w:r>
+      <w:r>
+        <w:rPr>
+          <w:rStyle w:val="NormalTok"/>
+        </w:rPr>
+        <w:t xml:space="preserve">()</w:t>
       </w:r>
       <w:r>
         <w:br/>
@@ -1571,7 +1640,7 @@
               <a:graphicData uri="http://schemas.openxmlformats.org/drawingml/2006/picture">
                 <pic:pic>
                   <pic:nvPicPr>
-                    <pic:cNvPr descr="/home/gpca/daltoolboxdp/examples/autoencoder/doc/16_autoenc_variational_ed_files/42c2f641ae67b48580c08ca12061945ec8028f4c.png" id="11" name="Picture"/>
+                    <pic:cNvPr descr="/home/gpca/daltoolboxdp/examples/autoencoder/doc/16_autoenc_variational_ed_files/44dd06ee81e3e9d23be44c822c4942bb7611c463.png" id="11" name="Picture"/>
                     <pic:cNvPicPr>
                       <a:picLocks noChangeArrowheads="1" noChangeAspect="1"/>
                     </pic:cNvPicPr>
@@ -1795,52 +1864,52 @@
         <w:rPr>
           <w:rStyle w:val="VerbatimChar"/>
         </w:rPr>
-        <w:t xml:space="preserve">## [1,] 0.8297496 0.8747842 0.8916479 0.8841543 0.8587916</w:t>
-      </w:r>
-      <w:r>
-        <w:br/>
-      </w:r>
-      <w:r>
-        <w:rPr>
-          <w:rStyle w:val="VerbatimChar"/>
-        </w:rPr>
-        <w:t xml:space="preserve">## [2,] 0.8534966 0.8966514 0.9112731 0.9040243 0.8784596</w:t>
-      </w:r>
-      <w:r>
-        <w:br/>
-      </w:r>
-      <w:r>
-        <w:rPr>
-          <w:rStyle w:val="VerbatimChar"/>
-        </w:rPr>
-        <w:t xml:space="preserve">## [3,] 0.8612446 0.9032571 0.9172724 0.9099084 0.8845760</w:t>
-      </w:r>
-      <w:r>
-        <w:br/>
-      </w:r>
-      <w:r>
-        <w:rPr>
-          <w:rStyle w:val="VerbatimChar"/>
-        </w:rPr>
-        <w:t xml:space="preserve">## [4,] 0.8551423 0.8979196 0.9122877 0.9045278 0.8789480</w:t>
-      </w:r>
-      <w:r>
-        <w:br/>
-      </w:r>
-      <w:r>
-        <w:rPr>
-          <w:rStyle w:val="VerbatimChar"/>
-        </w:rPr>
-        <w:t xml:space="preserve">## [5,] 0.8603507 0.9022744 0.9166441 0.9095643 0.8844108</w:t>
-      </w:r>
-      <w:r>
-        <w:br/>
-      </w:r>
-      <w:r>
-        <w:rPr>
-          <w:rStyle w:val="VerbatimChar"/>
-        </w:rPr>
-        <w:t xml:space="preserve">## [6,] 0.8392148 0.8835714 0.8994878 0.8918494 0.8662820</w:t>
+        <w:t xml:space="preserve">## [1,] 0.8361146 0.8678831 0.8898737 0.8962840 0.8810740</w:t>
+      </w:r>
+      <w:r>
+        <w:br/>
+      </w:r>
+      <w:r>
+        <w:rPr>
+          <w:rStyle w:val="VerbatimChar"/>
+        </w:rPr>
+        <w:t xml:space="preserve">## [2,] 0.8751203 0.9023057 0.9209335 0.9260809 0.9127672</w:t>
+      </w:r>
+      <w:r>
+        <w:br/>
+      </w:r>
+      <w:r>
+        <w:rPr>
+          <w:rStyle w:val="VerbatimChar"/>
+        </w:rPr>
+        <w:t xml:space="preserve">## [3,] 0.8638426 0.8919942 0.9111780 0.9174908 0.9023609</w:t>
+      </w:r>
+      <w:r>
+        <w:br/>
+      </w:r>
+      <w:r>
+        <w:rPr>
+          <w:rStyle w:val="VerbatimChar"/>
+        </w:rPr>
+        <w:t xml:space="preserve">## [4,] 0.8788490 0.9052813 0.9234102 0.9287359 0.9150946</w:t>
+      </w:r>
+      <w:r>
+        <w:br/>
+      </w:r>
+      <w:r>
+        <w:rPr>
+          <w:rStyle w:val="VerbatimChar"/>
+        </w:rPr>
+        <w:t xml:space="preserve">## [5,] 0.8437570 0.8740610 0.8951190 0.9022860 0.8858017</w:t>
+      </w:r>
+      <w:r>
+        <w:br/>
+      </w:r>
+      <w:r>
+        <w:rPr>
+          <w:rStyle w:val="VerbatimChar"/>
+        </w:rPr>
+        <w:t xml:space="preserve">## [6,] 0.8282056 0.8608513 0.8832158 0.8897986 0.8744712</w:t>
       </w:r>
     </w:p>
     <w:p>
@@ -2285,43 +2354,43 @@
         <w:rPr>
           <w:rStyle w:val="VerbatimChar"/>
         </w:rPr>
-        <w:t xml:space="preserve">## [1] "t4 R2 test: 0.338135729238024 MAPE: 0.175739881421805"</w:t>
-      </w:r>
-      <w:r>
-        <w:br/>
-      </w:r>
-      <w:r>
-        <w:rPr>
-          <w:rStyle w:val="VerbatimChar"/>
-        </w:rPr>
-        <w:t xml:space="preserve">## [1] "t3 R2 test: 0.892562401746625 MAPE: 0.101261883066586"</w:t>
-      </w:r>
-      <w:r>
-        <w:br/>
-      </w:r>
-      <w:r>
-        <w:rPr>
-          <w:rStyle w:val="VerbatimChar"/>
-        </w:rPr>
-        <w:t xml:space="preserve">## [1] "t2 R2 test: 0.968878417247802 MAPE: 0.0439886192892319"</w:t>
-      </w:r>
-      <w:r>
-        <w:br/>
-      </w:r>
-      <w:r>
-        <w:rPr>
-          <w:rStyle w:val="VerbatimChar"/>
-        </w:rPr>
-        <w:t xml:space="preserve">## [1] "t1 R2 test: 0.915393362619854 MAPE: 0.156826549334202"</w:t>
-      </w:r>
-      <w:r>
-        <w:br/>
-      </w:r>
-      <w:r>
-        <w:rPr>
-          <w:rStyle w:val="VerbatimChar"/>
-        </w:rPr>
-        <w:t xml:space="preserve">## [1] "t0 R2 test: 0.850132976508524 MAPE: 0.367429417115742"</w:t>
+        <w:t xml:space="preserve">## [1] "t4 R2 test: 0.323041230586438 MAPE: 0.184624552842777"</w:t>
+      </w:r>
+      <w:r>
+        <w:br/>
+      </w:r>
+      <w:r>
+        <w:rPr>
+          <w:rStyle w:val="VerbatimChar"/>
+        </w:rPr>
+        <w:t xml:space="preserve">## [1] "t3 R2 test: 0.877024191523189 MAPE: 0.107305879037912"</w:t>
+      </w:r>
+      <w:r>
+        <w:br/>
+      </w:r>
+      <w:r>
+        <w:rPr>
+          <w:rStyle w:val="VerbatimChar"/>
+        </w:rPr>
+        <w:t xml:space="preserve">## [1] "t2 R2 test: 0.954397377796044 MAPE: 0.0463696776965238"</w:t>
+      </w:r>
+      <w:r>
+        <w:br/>
+      </w:r>
+      <w:r>
+        <w:rPr>
+          <w:rStyle w:val="VerbatimChar"/>
+        </w:rPr>
+        <w:t xml:space="preserve">## [1] "t1 R2 test: 0.894677765299157 MAPE: 0.146209630806807"</w:t>
+      </w:r>
+      <w:r>
+        <w:br/>
+      </w:r>
+      <w:r>
+        <w:rPr>
+          <w:rStyle w:val="VerbatimChar"/>
+        </w:rPr>
+        <w:t xml:space="preserve">## [1] "t0 R2 test: 0.835773427632447 MAPE: 0.345443868341311"</w:t>
       </w:r>
     </w:p>
     <w:p>
@@ -2409,7 +2478,7 @@
         <w:rPr>
           <w:rStyle w:val="VerbatimChar"/>
         </w:rPr>
-        <w:t xml:space="preserve">## [1] "Means R2 test: 0.793020577472166 MAPE: 0.169049270045513"</w:t>
+        <w:t xml:space="preserve">## [1] "Means R2 test: 0.776982798567455 MAPE: 0.165990721745066"</w:t>
       </w:r>
     </w:p>
     <w:p>

--- a/examples/autoencoder/doc/16_autoenc_variational_ed.docx
+++ b/examples/autoencoder/doc/16_autoenc_variational_ed.docx
@@ -1640,7 +1640,7 @@
               <a:graphicData uri="http://schemas.openxmlformats.org/drawingml/2006/picture">
                 <pic:pic>
                   <pic:nvPicPr>
-                    <pic:cNvPr descr="/home/gpca/daltoolboxdp/examples/autoencoder/doc/16_autoenc_variational_ed_files/44dd06ee81e3e9d23be44c822c4942bb7611c463.png" id="11" name="Picture"/>
+                    <pic:cNvPr descr="C:\Git\dal\daltoolboxdp\examples\autoencoder\doc\16_autoenc_variational_ed_files/89634f90e97897bdbaab1de8af2a22f1803ded14.png" id="11" name="Picture"/>
                     <pic:cNvPicPr>
                       <a:picLocks noChangeArrowheads="1" noChangeAspect="1"/>
                     </pic:cNvPicPr>
@@ -1873,25 +1873,25 @@
         <w:rPr>
           <w:rStyle w:val="VerbatimChar"/>
         </w:rPr>
-        <w:t xml:space="preserve">## [2,] 0.8751203 0.9023057 0.9209335 0.9260809 0.9127672</w:t>
-      </w:r>
-      <w:r>
-        <w:br/>
-      </w:r>
-      <w:r>
-        <w:rPr>
-          <w:rStyle w:val="VerbatimChar"/>
-        </w:rPr>
-        <w:t xml:space="preserve">## [3,] 0.8638426 0.8919942 0.9111780 0.9174908 0.9023609</w:t>
-      </w:r>
-      <w:r>
-        <w:br/>
-      </w:r>
-      <w:r>
-        <w:rPr>
-          <w:rStyle w:val="VerbatimChar"/>
-        </w:rPr>
-        <w:t xml:space="preserve">## [4,] 0.8788490 0.9052813 0.9234102 0.9287359 0.9150946</w:t>
+        <w:t xml:space="preserve">## [2,] 0.8751203 0.9023056 0.9209335 0.9260809 0.9127672</w:t>
+      </w:r>
+      <w:r>
+        <w:br/>
+      </w:r>
+      <w:r>
+        <w:rPr>
+          <w:rStyle w:val="VerbatimChar"/>
+        </w:rPr>
+        <w:t xml:space="preserve">## [3,] 0.8638426 0.8919943 0.9111780 0.9174908 0.9023609</w:t>
+      </w:r>
+      <w:r>
+        <w:br/>
+      </w:r>
+      <w:r>
+        <w:rPr>
+          <w:rStyle w:val="VerbatimChar"/>
+        </w:rPr>
+        <w:t xml:space="preserve">## [4,] 0.8788491 0.9052813 0.9234102 0.9287358 0.9150946</w:t>
       </w:r>
       <w:r>
         <w:br/>
@@ -1909,7 +1909,7 @@
         <w:rPr>
           <w:rStyle w:val="VerbatimChar"/>
         </w:rPr>
-        <w:t xml:space="preserve">## [6,] 0.8282056 0.8608513 0.8832158 0.8897986 0.8744712</w:t>
+        <w:t xml:space="preserve">## [6,] 0.8282055 0.8608513 0.8832157 0.8897986 0.8744712</w:t>
       </w:r>
     </w:p>
     <w:p>
@@ -2354,43 +2354,43 @@
         <w:rPr>
           <w:rStyle w:val="VerbatimChar"/>
         </w:rPr>
-        <w:t xml:space="preserve">## [1] "t4 R2 test: 0.323041230586438 MAPE: 0.184624552842777"</w:t>
-      </w:r>
-      <w:r>
-        <w:br/>
-      </w:r>
-      <w:r>
-        <w:rPr>
-          <w:rStyle w:val="VerbatimChar"/>
-        </w:rPr>
-        <w:t xml:space="preserve">## [1] "t3 R2 test: 0.877024191523189 MAPE: 0.107305879037912"</w:t>
-      </w:r>
-      <w:r>
-        <w:br/>
-      </w:r>
-      <w:r>
-        <w:rPr>
-          <w:rStyle w:val="VerbatimChar"/>
-        </w:rPr>
-        <w:t xml:space="preserve">## [1] "t2 R2 test: 0.954397377796044 MAPE: 0.0463696776965238"</w:t>
-      </w:r>
-      <w:r>
-        <w:br/>
-      </w:r>
-      <w:r>
-        <w:rPr>
-          <w:rStyle w:val="VerbatimChar"/>
-        </w:rPr>
-        <w:t xml:space="preserve">## [1] "t1 R2 test: 0.894677765299157 MAPE: 0.146209630806807"</w:t>
-      </w:r>
-      <w:r>
-        <w:br/>
-      </w:r>
-      <w:r>
-        <w:rPr>
-          <w:rStyle w:val="VerbatimChar"/>
-        </w:rPr>
-        <w:t xml:space="preserve">## [1] "t0 R2 test: 0.835773427632447 MAPE: 0.345443868341311"</w:t>
+        <w:t xml:space="preserve">## [1] "t4 R2 test: 0.323041261826479 MAPE: 0.184624540347877"</w:t>
+      </w:r>
+      <w:r>
+        <w:br/>
+      </w:r>
+      <w:r>
+        <w:rPr>
+          <w:rStyle w:val="VerbatimChar"/>
+        </w:rPr>
+        <w:t xml:space="preserve">## [1] "t3 R2 test: 0.877024268174244 MAPE: 0.107305871447281"</w:t>
+      </w:r>
+      <w:r>
+        <w:br/>
+      </w:r>
+      <w:r>
+        <w:rPr>
+          <w:rStyle w:val="VerbatimChar"/>
+        </w:rPr>
+        <w:t xml:space="preserve">## [1] "t2 R2 test: 0.954397375623377 MAPE: 0.0463696787666564"</w:t>
+      </w:r>
+      <w:r>
+        <w:br/>
+      </w:r>
+      <w:r>
+        <w:rPr>
+          <w:rStyle w:val="VerbatimChar"/>
+        </w:rPr>
+        <w:t xml:space="preserve">## [1] "t1 R2 test: 0.894677861139486 MAPE: 0.146209634218243"</w:t>
+      </w:r>
+      <w:r>
+        <w:br/>
+      </w:r>
+      <w:r>
+        <w:rPr>
+          <w:rStyle w:val="VerbatimChar"/>
+        </w:rPr>
+        <w:t xml:space="preserve">## [1] "t0 R2 test: 0.835773547066349 MAPE: 0.345443836391099"</w:t>
       </w:r>
     </w:p>
     <w:p>
@@ -2478,7 +2478,7 @@
         <w:rPr>
           <w:rStyle w:val="VerbatimChar"/>
         </w:rPr>
-        <w:t xml:space="preserve">## [1] "Means R2 test: 0.776982798567455 MAPE: 0.165990721745066"</w:t>
+        <w:t xml:space="preserve">## [1] "Means R2 test: 0.776982862765987 MAPE: 0.165990712234231"</w:t>
       </w:r>
     </w:p>
     <w:p>

--- a/examples/autoencoder/doc/16_autoenc_variational_ed.docx
+++ b/examples/autoencoder/doc/16_autoenc_variational_ed.docx
@@ -1640,7 +1640,7 @@
               <a:graphicData uri="http://schemas.openxmlformats.org/drawingml/2006/picture">
                 <pic:pic>
                   <pic:nvPicPr>
-                    <pic:cNvPr descr="C:\Git\dal\daltoolboxdp\examples\autoencoder\doc\16_autoenc_variational_ed_files/89634f90e97897bdbaab1de8af2a22f1803ded14.png" id="11" name="Picture"/>
+                    <pic:cNvPr descr="/home/gpca/daltoolboxdp/examples/autoencoder/doc/16_autoenc_variational_ed_files/44dd06ee81e3e9d23be44c822c4942bb7611c463.png" id="11" name="Picture"/>
                     <pic:cNvPicPr>
                       <a:picLocks noChangeArrowheads="1" noChangeAspect="1"/>
                     </pic:cNvPicPr>
@@ -1873,25 +1873,25 @@
         <w:rPr>
           <w:rStyle w:val="VerbatimChar"/>
         </w:rPr>
-        <w:t xml:space="preserve">## [2,] 0.8751203 0.9023056 0.9209335 0.9260809 0.9127672</w:t>
-      </w:r>
-      <w:r>
-        <w:br/>
-      </w:r>
-      <w:r>
-        <w:rPr>
-          <w:rStyle w:val="VerbatimChar"/>
-        </w:rPr>
-        <w:t xml:space="preserve">## [3,] 0.8638426 0.8919943 0.9111780 0.9174908 0.9023609</w:t>
-      </w:r>
-      <w:r>
-        <w:br/>
-      </w:r>
-      <w:r>
-        <w:rPr>
-          <w:rStyle w:val="VerbatimChar"/>
-        </w:rPr>
-        <w:t xml:space="preserve">## [4,] 0.8788491 0.9052813 0.9234102 0.9287358 0.9150946</w:t>
+        <w:t xml:space="preserve">## [2,] 0.8751203 0.9023057 0.9209335 0.9260809 0.9127672</w:t>
+      </w:r>
+      <w:r>
+        <w:br/>
+      </w:r>
+      <w:r>
+        <w:rPr>
+          <w:rStyle w:val="VerbatimChar"/>
+        </w:rPr>
+        <w:t xml:space="preserve">## [3,] 0.8638426 0.8919942 0.9111780 0.9174908 0.9023609</w:t>
+      </w:r>
+      <w:r>
+        <w:br/>
+      </w:r>
+      <w:r>
+        <w:rPr>
+          <w:rStyle w:val="VerbatimChar"/>
+        </w:rPr>
+        <w:t xml:space="preserve">## [4,] 0.8788490 0.9052813 0.9234102 0.9287359 0.9150946</w:t>
       </w:r>
       <w:r>
         <w:br/>
@@ -1909,7 +1909,7 @@
         <w:rPr>
           <w:rStyle w:val="VerbatimChar"/>
         </w:rPr>
-        <w:t xml:space="preserve">## [6,] 0.8282055 0.8608513 0.8832157 0.8897986 0.8744712</w:t>
+        <w:t xml:space="preserve">## [6,] 0.8282056 0.8608513 0.8832158 0.8897986 0.8744712</w:t>
       </w:r>
     </w:p>
     <w:p>
@@ -2354,43 +2354,43 @@
         <w:rPr>
           <w:rStyle w:val="VerbatimChar"/>
         </w:rPr>
-        <w:t xml:space="preserve">## [1] "t4 R2 test: 0.323041261826479 MAPE: 0.184624540347877"</w:t>
-      </w:r>
-      <w:r>
-        <w:br/>
-      </w:r>
-      <w:r>
-        <w:rPr>
-          <w:rStyle w:val="VerbatimChar"/>
-        </w:rPr>
-        <w:t xml:space="preserve">## [1] "t3 R2 test: 0.877024268174244 MAPE: 0.107305871447281"</w:t>
-      </w:r>
-      <w:r>
-        <w:br/>
-      </w:r>
-      <w:r>
-        <w:rPr>
-          <w:rStyle w:val="VerbatimChar"/>
-        </w:rPr>
-        <w:t xml:space="preserve">## [1] "t2 R2 test: 0.954397375623377 MAPE: 0.0463696787666564"</w:t>
-      </w:r>
-      <w:r>
-        <w:br/>
-      </w:r>
-      <w:r>
-        <w:rPr>
-          <w:rStyle w:val="VerbatimChar"/>
-        </w:rPr>
-        <w:t xml:space="preserve">## [1] "t1 R2 test: 0.894677861139486 MAPE: 0.146209634218243"</w:t>
-      </w:r>
-      <w:r>
-        <w:br/>
-      </w:r>
-      <w:r>
-        <w:rPr>
-          <w:rStyle w:val="VerbatimChar"/>
-        </w:rPr>
-        <w:t xml:space="preserve">## [1] "t0 R2 test: 0.835773547066349 MAPE: 0.345443836391099"</w:t>
+        <w:t xml:space="preserve">## [1] "t4 R2 test: 0.323041230586438 MAPE: 0.184624552842777"</w:t>
+      </w:r>
+      <w:r>
+        <w:br/>
+      </w:r>
+      <w:r>
+        <w:rPr>
+          <w:rStyle w:val="VerbatimChar"/>
+        </w:rPr>
+        <w:t xml:space="preserve">## [1] "t3 R2 test: 0.877024191523189 MAPE: 0.107305879037912"</w:t>
+      </w:r>
+      <w:r>
+        <w:br/>
+      </w:r>
+      <w:r>
+        <w:rPr>
+          <w:rStyle w:val="VerbatimChar"/>
+        </w:rPr>
+        <w:t xml:space="preserve">## [1] "t2 R2 test: 0.954397377796044 MAPE: 0.0463696776965238"</w:t>
+      </w:r>
+      <w:r>
+        <w:br/>
+      </w:r>
+      <w:r>
+        <w:rPr>
+          <w:rStyle w:val="VerbatimChar"/>
+        </w:rPr>
+        <w:t xml:space="preserve">## [1] "t1 R2 test: 0.894677765299157 MAPE: 0.146209630806807"</w:t>
+      </w:r>
+      <w:r>
+        <w:br/>
+      </w:r>
+      <w:r>
+        <w:rPr>
+          <w:rStyle w:val="VerbatimChar"/>
+        </w:rPr>
+        <w:t xml:space="preserve">## [1] "t0 R2 test: 0.835773427632447 MAPE: 0.345443868341311"</w:t>
       </w:r>
     </w:p>
     <w:p>
@@ -2478,7 +2478,7 @@
         <w:rPr>
           <w:rStyle w:val="VerbatimChar"/>
         </w:rPr>
-        <w:t xml:space="preserve">## [1] "Means R2 test: 0.776982862765987 MAPE: 0.165990712234231"</w:t>
+        <w:t xml:space="preserve">## [1] "Means R2 test: 0.776982798567455 MAPE: 0.165990721745066"</w:t>
       </w:r>
     </w:p>
     <w:p>
